--- a/Templates/ЗащитыТаблицы5.docx
+++ b/Templates/ЗащитыТаблицы5.docx
@@ -127,8 +127,6 @@
               </w:rPr>
               <w:t>автономное</w:t>
             </w:r>
-            <w:bookmarkStart w:id="0" w:name="_GoBack"/>
-            <w:bookmarkEnd w:id="0"/>
             <w:r>
               <w:rPr>
                 <w:rFonts w:ascii="Times New Roman" w:hAnsi="Times New Roman"/>
@@ -545,13 +543,33 @@
         <w:rPr>
           <w:rFonts w:ascii="Times New Roman" w:hAnsi="Times New Roman"/>
         </w:rPr>
-        <w:t>магистра</w:t>
-      </w:r>
-      <w:r>
-        <w:rPr>
-          <w:rFonts w:ascii="Times New Roman" w:hAnsi="Times New Roman"/>
-        </w:rPr>
-        <w:t xml:space="preserve"> о</w:t>
+        <w:t>{{</w:t>
+      </w:r>
+      <w:proofErr w:type="spellStart"/>
+      <w:r>
+        <w:rPr>
+          <w:rFonts w:ascii="Times New Roman" w:hAnsi="Times New Roman"/>
+        </w:rPr>
+        <w:t>КвалификацияРм</w:t>
+      </w:r>
+      <w:proofErr w:type="spellEnd"/>
+      <w:r>
+        <w:rPr>
+          <w:rFonts w:ascii="Times New Roman" w:hAnsi="Times New Roman"/>
+        </w:rPr>
+        <w:t>}}</w:t>
+      </w:r>
+      <w:r>
+        <w:rPr>
+          <w:rFonts w:ascii="Times New Roman" w:hAnsi="Times New Roman"/>
+        </w:rPr>
+        <w:t xml:space="preserve"> </w:t>
+      </w:r>
+      <w:r>
+        <w:rPr>
+          <w:rFonts w:ascii="Times New Roman" w:hAnsi="Times New Roman"/>
+        </w:rPr>
+        <w:t>о</w:t>
       </w:r>
       <w:r>
         <w:rPr>
@@ -2522,41 +2540,48 @@
         <w:rPr>
           <w:rFonts w:ascii="Times New Roman" w:hAnsi="Times New Roman"/>
         </w:rPr>
-        <w:t xml:space="preserve"> магистра</w:t>
-      </w:r>
-      <w:r>
-        <w:rPr>
-          <w:rFonts w:ascii="Times New Roman" w:hAnsi="Times New Roman"/>
-        </w:rPr>
-        <w:t xml:space="preserve"> (в течение __</w:t>
-      </w:r>
-      <w:r>
-        <w:rPr>
-          <w:rFonts w:ascii="Times New Roman" w:hAnsi="Times New Roman"/>
-          <w:u w:val="single"/>
-        </w:rPr>
-        <w:t>{{Выступление</w:t>
-      </w:r>
-      <w:proofErr w:type="gramStart"/>
-      <w:r>
-        <w:rPr>
-          <w:rFonts w:ascii="Times New Roman" w:hAnsi="Times New Roman"/>
-          <w:u w:val="single"/>
-        </w:rPr>
-        <w:t>}}</w:t>
-      </w:r>
-      <w:r>
-        <w:rPr>
-          <w:rFonts w:ascii="Times New Roman" w:hAnsi="Times New Roman"/>
-        </w:rPr>
-        <w:t>_</w:t>
-      </w:r>
-      <w:proofErr w:type="gramEnd"/>
-      <w:r>
-        <w:rPr>
-          <w:rFonts w:ascii="Times New Roman" w:hAnsi="Times New Roman"/>
-        </w:rPr>
-        <w:t xml:space="preserve">__ мин.) </w:t>
+        <w:t xml:space="preserve"> </w:t>
+      </w:r>
+      <w:r>
+        <w:rPr>
+          <w:rFonts w:ascii="Times New Roman" w:hAnsi="Times New Roman"/>
+        </w:rPr>
+        <w:t>{{</w:t>
+      </w:r>
+      <w:proofErr w:type="spellStart"/>
+      <w:r>
+        <w:rPr>
+          <w:rFonts w:ascii="Times New Roman" w:hAnsi="Times New Roman"/>
+        </w:rPr>
+        <w:t>КвалификацияРм</w:t>
+      </w:r>
+      <w:proofErr w:type="spellEnd"/>
+      <w:r>
+        <w:rPr>
+          <w:rFonts w:ascii="Times New Roman" w:hAnsi="Times New Roman"/>
+        </w:rPr>
+        <w:t xml:space="preserve">}} </w:t>
+      </w:r>
+      <w:bookmarkStart w:id="0" w:name="_GoBack"/>
+      <w:bookmarkEnd w:id="0"/>
+      <w:r>
+        <w:rPr>
+          <w:rFonts w:ascii="Times New Roman" w:hAnsi="Times New Roman"/>
+        </w:rPr>
+        <w:t>(в течение __</w:t>
+      </w:r>
+      <w:r>
+        <w:rPr>
+          <w:rFonts w:ascii="Times New Roman" w:hAnsi="Times New Roman"/>
+          <w:u w:val="single"/>
+        </w:rPr>
+        <w:t>{{Выступление}}</w:t>
+      </w:r>
+      <w:r>
+        <w:rPr>
+          <w:rFonts w:ascii="Times New Roman" w:hAnsi="Times New Roman"/>
+        </w:rPr>
+        <w:t xml:space="preserve">___ мин.) </w:t>
       </w:r>
       <w:r>
         <w:rPr>
@@ -11439,7 +11464,7 @@
 </file>
 
 <file path=customXml/itemProps1.xml><?xml version="1.0" encoding="utf-8"?>
-<ds:datastoreItem xmlns:ds="http://schemas.openxmlformats.org/officeDocument/2006/customXml" ds:itemID="{9382B29D-20C2-413D-A32E-83974B18E1E0}">
+<ds:datastoreItem xmlns:ds="http://schemas.openxmlformats.org/officeDocument/2006/customXml" ds:itemID="{57E96A4C-D7FE-4A96-A437-DD942B4819FE}">
   <ds:schemaRefs>
     <ds:schemaRef ds:uri="http://schemas.openxmlformats.org/officeDocument/2006/bibliography"/>
   </ds:schemaRefs>
